--- a/proactive-english-b1-sy/out/PE-B1-BK1-SY_Unit12_StudentsBook.docx
+++ b/proactive-english-b1-sy/out/PE-B1-BK1-SY_Unit12_StudentsBook.docx
@@ -7134,7 +7134,7 @@
                 <w:sz w:val="22"/>
                 <w:szCs w:val="22"/>
               </w:rPr>
-              <w:t xml:space="preserve">If the road is closed, you telephone. You do not write. By the time anybody has read an email the lorries are on the road.</w:t>
+              <w:t xml:space="preserve">If the road is closed, you telephone. You do not write. By the time anybody has read an email the buses are on the road.</w:t>
             </w:r>
           </w:p>
         </w:tc>
@@ -7444,7 +7444,7 @@
                 <w:sz w:val="22"/>
                 <w:szCs w:val="22"/>
               </w:rPr>
-              <w:t xml:space="preserve">Because the first time, the only thing that matters is the lorries. The second time, somebody is going to ask who was told, and a telephone call at six in the morning is not an answer to that question.</w:t>
+              <w:t xml:space="preserve">Because the first time, the only thing that matters is the buses. The second time, somebody is going to ask who was told, and a telephone call at six in the morning is not an answer to that question.</w:t>
             </w:r>
           </w:p>
         </w:tc>
@@ -9829,7 +9829,7 @@
           <w:sz w:val="22"/>
           <w:szCs w:val="22"/>
         </w:rPr>
-        <w:t xml:space="preserve">Tareq said that if the road is closed you telephone, you do not write, because by the time anybody has read an email the lorries are on the road. Lubna said she saw what he meant and that for the first hour he is right — but that a telephone call to a depot at six in the morning is a conversation with whoever happens to be standing near the telephone, and in May that was nobody. She would do both, and she would say so in the call. Up to a point his way is faster, and the part where it stops being faster is the second time it happens: the first time the only thing that matters is the lorries, and the second time somebody is going to ask who was told, and a call at six in the morning is not an answer to that question. Omar said he was not sure, because nobody at his office reads anything, and Lubna said then nobody reads anything and the email exists, which is two things, and the second is still true in September. Then Ms Huda said to notice what neither of them had said: nobody had said "you are wrong", and the disagreement was as sharp as any we have had. Tareq said he nearly said it, and she said everybody nearly says it, and that it ends the conversation and leaves you with the opinion you came in with. He said he is going to do both from now on, which means she won — and Ms Huda said she did not win: he changed what he does, which is the only thing a disagreement is for.</w:t>
+        <w:t xml:space="preserve">Tareq said that if the road is closed you telephone, you do not write, because by the time anybody has read an email the buses are on the road. Lubna said she saw what he meant and that for the first hour he is right — but that a telephone call to a depot at six in the morning is a conversation with whoever happens to be standing near the telephone, and in May that was nobody. She would do both, and she would say so in the call. Up to a point his way is faster, and the part where it stops being faster is the second time it happens: the first time the only thing that matters is the buses, and the second time somebody is going to ask who was told, and a call at six in the morning is not an answer to that question. Omar said he was not sure, because nobody at his office reads anything, and Lubna said then nobody reads anything and the email exists, which is two things, and the second is still true in September. Then Ms Huda said to notice what neither of them had said: nobody had said "you are wrong", and the disagreement was as sharp as any we have had. Tareq said he nearly said it, and she said everybody nearly says it, and that it ends the conversation and leaves you with the opinion you came in with. He said he is going to do both from now on, which means she won — and Ms Huda said she did not win: he changed what he does, which is the only thing a disagreement is for.</w:t>
       </w:r>
     </w:p>
     <w:p>
@@ -10083,7 +10083,7 @@
                 <w:sz w:val="22"/>
                 <w:szCs w:val="22"/>
               </w:rPr>
-              <w:t xml:space="preserve"> That when a road closes the only thing that matters is the lorries, that a telephone call takes forty seconds and an email takes four minutes, and that in an emergency a man writing an email is a man not making a call. I agree with all of that for the first hour, and I have been making the call for nine years because of it.</w:t>
+              <w:t xml:space="preserve"> That when a road closes the only thing that matters is the buses, that a telephone call takes forty seconds and an email takes four minutes, and that in an emergency a man writing an email is a man not making a call. I agree with all of that for the first hour, and I have been making the call for nine years because of it.</w:t>
             </w:r>
           </w:p>
           <w:p>
@@ -10106,7 +10106,7 @@
                 <w:sz w:val="22"/>
                 <w:szCs w:val="22"/>
               </w:rPr>
-              <w:t xml:space="preserve"> On 12 May I made the call at 06.10 to a telephone in an empty office. Nobody was told, four lorries went out, and the first anybody knew was at 09.40. Three weeks later I was asked who had been told and I had nothing to show, and the only honest answer I could give was that I had telephoned somebody who was not there.</w:t>
+              <w:t xml:space="preserve"> On 12 May I made the call at 06.10 to a telephone in an empty office. Nobody was told, four buses went out, and the first anybody knew was at 09.40. Three weeks later I was asked who had been told and I had nothing to show, and the only honest answer I could give was that I had telephoned somebody who was not there.</w:t>
             </w:r>
           </w:p>
           <w:p>
